--- a/java assignment 6.docx
+++ b/java assignment 6.docx
@@ -198,60 +198,25 @@
         <w:spacing w:after="218" w:line="259" w:lineRule="auto"/>
         <w:ind w:left="100"/>
         <w:jc w:val="left"/>
-      </w:pPr>
-      <w:r>
         <w:rPr>
           <w:b/>
         </w:rPr>
-        <w:t xml:space="preserve">Problem Statement </w:t>
-      </w:r>
-    </w:p>
-    <w:p>
-      <w:pPr>
-        <w:spacing w:after="0" w:line="447" w:lineRule="auto"/>
-        <w:ind w:left="100" w:right="1726"/>
+      </w:pPr>
+      <w:proofErr w:type="spellStart"/>
+      <w:proofErr w:type="gramStart"/>
+      <w:r>
         <w:rPr>
           <w:b/>
         </w:rPr>
-      </w:pPr>
-      <w:r>
-        <w:t xml:space="preserve">Write a Java program to demonstrate the use of an inner class, an anonymous class. </w:t>
-      </w:r>
+        <w:t>Name:Avdhoot</w:t>
+      </w:r>
+      <w:proofErr w:type="spellEnd"/>
+      <w:proofErr w:type="gramEnd"/>
       <w:r>
         <w:rPr>
           <w:b/>
         </w:rPr>
-        <w:t xml:space="preserve"> </w:t>
-      </w:r>
-    </w:p>
-    <w:p>
-      <w:pPr>
-        <w:spacing w:after="0" w:line="447" w:lineRule="auto"/>
-        <w:ind w:left="100" w:right="1726"/>
-      </w:pPr>
-      <w:r>
-        <w:rPr>
-          <w:b/>
-        </w:rPr>
-        <w:t xml:space="preserve">Learning Objectives </w:t>
-      </w:r>
-    </w:p>
-    <w:p>
-      <w:pPr>
-        <w:spacing w:after="206" w:line="266" w:lineRule="auto"/>
-        <w:ind w:left="100" w:right="1092"/>
-      </w:pPr>
-      <w:r>
-        <w:rPr>
-          <w:sz w:val="22"/>
-        </w:rPr>
-        <w:t>To implement inner classes and anonymous classes for improving encapsulation and event handling in Java.</w:t>
-      </w:r>
-      <w:r>
-        <w:rPr>
-          <w:b/>
-        </w:rPr>
-        <w:t xml:space="preserve"> </w:t>
+        <w:t xml:space="preserve"> Mohite                                                                              Class: CSE A3</w:t>
       </w:r>
     </w:p>
     <w:p>
@@ -259,39 +224,116 @@
         <w:spacing w:after="218" w:line="259" w:lineRule="auto"/>
         <w:ind w:left="100"/>
         <w:jc w:val="left"/>
-      </w:pPr>
-      <w:r>
         <w:rPr>
           <w:b/>
         </w:rPr>
-        <w:t xml:space="preserve">Theory </w:t>
+      </w:pPr>
+      <w:r>
+        <w:rPr>
+          <w:b/>
+        </w:rPr>
+        <w:t>PRN:25070122056                                                                                      Batch: 25-29</w:t>
+      </w:r>
+    </w:p>
+    <w:p>
+      <w:pPr>
+        <w:spacing w:after="218" w:line="259" w:lineRule="auto"/>
+        <w:ind w:left="100"/>
+        <w:jc w:val="left"/>
+      </w:pPr>
+      <w:r>
+        <w:rPr>
+          <w:b/>
+        </w:rPr>
+        <w:t xml:space="preserve">Problem Statement </w:t>
+      </w:r>
+    </w:p>
+    <w:p>
+      <w:pPr>
+        <w:spacing w:after="0" w:line="447" w:lineRule="auto"/>
+        <w:ind w:left="100" w:right="1726"/>
+        <w:rPr>
+          <w:b/>
+        </w:rPr>
+      </w:pPr>
+      <w:r>
+        <w:t xml:space="preserve">Write a Java program to demonstrate the use of an inner class, an anonymous class. </w:t>
+      </w:r>
+      <w:r>
+        <w:rPr>
+          <w:b/>
+        </w:rPr>
+        <w:t xml:space="preserve"> </w:t>
+      </w:r>
+    </w:p>
+    <w:p>
+      <w:pPr>
+        <w:spacing w:after="0" w:line="447" w:lineRule="auto"/>
+        <w:ind w:left="100" w:right="1726"/>
+      </w:pPr>
+      <w:r>
+        <w:rPr>
+          <w:b/>
+        </w:rPr>
+        <w:t xml:space="preserve">Learning Objectives </w:t>
       </w:r>
     </w:p>
     <w:p>
       <w:pPr>
         <w:spacing w:after="206" w:line="266" w:lineRule="auto"/>
         <w:ind w:left="100" w:right="1092"/>
+      </w:pPr>
+      <w:r>
+        <w:rPr>
+          <w:sz w:val="22"/>
+        </w:rPr>
+        <w:t>To implement inner classes and anonymous classes for improving encapsulation and event handling in Java.</w:t>
+      </w:r>
+      <w:r>
         <w:rPr>
           <w:b/>
         </w:rPr>
-      </w:pPr>
-      <w:r>
-        <w:rPr>
-          <w:sz w:val="22"/>
-        </w:rPr>
-        <w:t>An inner class is a class defined inside another class and has access to all members of the enclosing class, including private members. Inner classes help improve code organization and logical grouping of related classes. Anonymous classes are unnamed inner classes that are instantiated only once and are mainly used for implementing interfaces or abstract classes. They simplify code by eliminating the need for separate class definitions. These concepts are widely used in Java GUI programming and event handling</w:t>
-      </w:r>
+        <w:t xml:space="preserve"> </w:t>
+      </w:r>
+    </w:p>
+    <w:p>
+      <w:pPr>
+        <w:spacing w:after="218" w:line="259" w:lineRule="auto"/>
+        <w:ind w:left="100"/>
+        <w:jc w:val="left"/>
+      </w:pPr>
       <w:r>
         <w:rPr>
           <w:b/>
         </w:rPr>
-        <w:t xml:space="preserve"> </w:t>
+        <w:t xml:space="preserve">Theory </w:t>
       </w:r>
     </w:p>
     <w:p>
       <w:pPr>
         <w:spacing w:after="206" w:line="266" w:lineRule="auto"/>
         <w:ind w:left="100" w:right="1092"/>
+        <w:rPr>
+          <w:b/>
+        </w:rPr>
+      </w:pPr>
+      <w:r>
+        <w:rPr>
+          <w:sz w:val="22"/>
+        </w:rPr>
+        <w:t>An inner class is a class defined inside another class and has access to all members of the enclosing class, including private members. Inner classes help improve code organization and logical grouping of related classes. Anonymous classes are unnamed inner classes that are instantiated only once and are mainly used for implementing interfaces or abstract classes. They simplify code by eliminating the need for separate class definitions. These concepts are widely used in Java GUI programming and event handling</w:t>
+      </w:r>
+      <w:r>
+        <w:rPr>
+          <w:b/>
+        </w:rPr>
+        <w:t xml:space="preserve"> </w:t>
+      </w:r>
+    </w:p>
+    <w:p>
+      <w:pPr>
+        <w:spacing w:after="206" w:line="266" w:lineRule="auto"/>
+        <w:ind w:left="100" w:right="1092"/>
       </w:pPr>
       <w:r>
         <w:rPr>
@@ -369,11 +411,11 @@
         <w:t>anonymous classes</w:t>
       </w:r>
       <w:r>
-        <w:t xml:space="preserve"> in Java. Inner classes helped in logically grouping related classes and accessing the members of the outer class, while anonymous classes provided a simple way to override methods without creating a separate class. </w:t>
+        <w:t xml:space="preserve"> in Java. Inner classes helped in logically grouping related </w:t>
       </w:r>
       <w:r>
         <w:lastRenderedPageBreak/>
-        <w:t>These concepts improve code readability, encapsulation, and are commonly used in Java applications, especially in GUI programming and event handling.</w:t>
+        <w:t>classes and accessing the members of the outer class, while anonymous classes provided a simple way to override methods without creating a separate class. These concepts improve code readability, encapsulation, and are commonly used in Java applications, especially in GUI programming and event handling.</w:t>
       </w:r>
     </w:p>
     <w:p>
